--- a/assignments/Assignment_2.docx
+++ b/assignments/Assignment_2.docx
@@ -18,7 +18,7 @@
         <w:t xml:space="preserve">PCB 6455 / BSC 4933: Biometry</w:t>
       </w:r>
     </w:p>
-    <w:bookmarkStart w:id="17" w:name="overview"/>
+    <w:bookmarkStart w:id="18" w:name="overview"/>
     <w:p>
       <w:pPr>
         <w:pStyle w:val="Heading1"/>
@@ -229,7 +229,7 @@
       </w:r>
     </w:p>
     <w:bookmarkEnd w:id="15"/>
-    <w:bookmarkStart w:id="16" w:name="grading"/>
+    <w:bookmarkStart w:id="17" w:name="grading"/>
     <w:p>
       <w:pPr>
         <w:pStyle w:val="Heading2"/>
@@ -416,9 +416,144 @@
         </w:tc>
       </w:tr>
     </w:tbl>
+    <w:bookmarkStart w:id="16" w:name="what-reproducible-means-here"/>
+    <w:p>
+      <w:pPr>
+        <w:pStyle w:val="Heading3"/>
+      </w:pPr>
+      <w:r>
+        <w:t xml:space="preserve">What reproducible means here</w:t>
+      </w:r>
+    </w:p>
+    <w:p>
+      <w:pPr>
+        <w:pStyle w:val="FirstParagraph"/>
+      </w:pPr>
+      <w:r>
+        <w:t xml:space="preserve">The reproducibility portion of the grade is for work that runs on a computer</w:t>
+      </w:r>
+      <w:r>
+        <w:t xml:space="preserve"> </w:t>
+      </w:r>
+      <w:r>
+        <w:t xml:space="preserve">that is not yours:</w:t>
+      </w:r>
+    </w:p>
+    <w:p>
+      <w:pPr>
+        <w:pStyle w:val="Compact"/>
+        <w:numPr>
+          <w:ilvl w:val="0"/>
+          <w:numId w:val="1004"/>
+        </w:numPr>
+      </w:pPr>
+      <w:r>
+        <w:t xml:space="preserve">It runs</w:t>
+      </w:r>
+      <w:r>
+        <w:t xml:space="preserve"> </w:t>
+      </w:r>
+      <w:r>
+        <w:rPr>
+          <w:b/>
+          <w:bCs/>
+        </w:rPr>
+        <w:t xml:space="preserve">top to bottom in a fresh R session</w:t>
+      </w:r>
+      <w:r>
+        <w:t xml:space="preserve">, with no leftover objects in</w:t>
+      </w:r>
+      <w:r>
+        <w:t xml:space="preserve"> </w:t>
+      </w:r>
+      <w:r>
+        <w:t xml:space="preserve">the environment and no steps done by hand.</w:t>
+      </w:r>
+    </w:p>
+    <w:p>
+      <w:pPr>
+        <w:pStyle w:val="Compact"/>
+        <w:numPr>
+          <w:ilvl w:val="0"/>
+          <w:numId w:val="1004"/>
+        </w:numPr>
+      </w:pPr>
+      <w:r>
+        <w:t xml:space="preserve">The</w:t>
+      </w:r>
+      <w:r>
+        <w:t xml:space="preserve"> </w:t>
+      </w:r>
+      <w:r>
+        <w:rPr>
+          <w:b/>
+          <w:bCs/>
+        </w:rPr>
+        <w:t xml:space="preserve">data are loaded by the script</w:t>
+      </w:r>
+      <w:r>
+        <w:t xml:space="preserve">, either from a URL or from a path</w:t>
+      </w:r>
+      <w:r>
+        <w:t xml:space="preserve"> </w:t>
+      </w:r>
+      <w:r>
+        <w:t xml:space="preserve">relative to the project folder. An absolute path such as</w:t>
+      </w:r>
+      <w:r>
+        <w:t xml:space="preserve"> </w:t>
+      </w:r>
+      <w:r>
+        <w:rPr>
+          <w:rStyle w:val="VerbatimChar"/>
+        </w:rPr>
+        <w:t xml:space="preserve">C:/Users/yourname/Desktop/data.csv</w:t>
+      </w:r>
+      <w:r>
+        <w:t xml:space="preserve"> </w:t>
+      </w:r>
+      <w:r>
+        <w:t xml:space="preserve">will not run on my computer.</w:t>
+      </w:r>
+    </w:p>
+    <w:p>
+      <w:pPr>
+        <w:pStyle w:val="Compact"/>
+        <w:numPr>
+          <w:ilvl w:val="0"/>
+          <w:numId w:val="1004"/>
+        </w:numPr>
+      </w:pPr>
+      <w:r>
+        <w:t xml:space="preserve">Every package the script uses is loaded with</w:t>
+      </w:r>
+      <w:r>
+        <w:t xml:space="preserve"> </w:t>
+      </w:r>
+      <w:r>
+        <w:rPr>
+          <w:rStyle w:val="VerbatimChar"/>
+        </w:rPr>
+        <w:t xml:space="preserve">library()</w:t>
+      </w:r>
+      <w:r>
+        <w:t xml:space="preserve"> </w:t>
+      </w:r>
+      <w:r>
+        <w:rPr>
+          <w:b/>
+          <w:bCs/>
+        </w:rPr>
+        <w:t xml:space="preserve">at the top</w:t>
+      </w:r>
+      <w:r>
+        <w:t xml:space="preserve">.</w:t>
+      </w:r>
+    </w:p>
     <w:bookmarkEnd w:id="16"/>
     <w:bookmarkEnd w:id="17"/>
-    <w:bookmarkStart w:id="18" w:name="part-1-hypothetical-distributions"/>
+    <w:bookmarkEnd w:id="18"/>
+    <w:bookmarkStart w:id="19" w:name="part-1-hypothetical-distributions"/>
     <w:p>
       <w:pPr>
         <w:pStyle w:val="Heading1"/>
@@ -432,7 +567,7 @@
         <w:pStyle w:val="FirstParagraph"/>
       </w:pPr>
       <w:r>
-        <w:t xml:space="preserve">For each of the following types of data, list which distribution type you think is most appropriate out of the options presented in Table 4.1 and Section 4.5 in your book. For each, briefly (one or two short sentences MAX) explain how you came to that conclusion. You can include these as either text in a .Rmd file output, or else just include them as comments in a .R file.</w:t>
+        <w:t xml:space="preserve">For each of the following types of data, answer in two steps:</w:t>
       </w:r>
     </w:p>
     <w:p>
@@ -440,7 +575,7 @@
         <w:pStyle w:val="Compact"/>
         <w:numPr>
           <w:ilvl w:val="0"/>
-          <w:numId w:val="1004"/>
+          <w:numId w:val="1005"/>
         </w:numPr>
       </w:pPr>
       <w:r>
@@ -448,7 +583,7 @@
           <w:b/>
           <w:bCs/>
         </w:rPr>
-        <w:t xml:space="preserve">Number of surviving individuals within a forest plot</w:t>
+        <w:t xml:space="preserve">A. Is the variable discrete or continuous?</w:t>
       </w:r>
     </w:p>
     <w:p>
@@ -456,7 +591,7 @@
         <w:pStyle w:val="Compact"/>
         <w:numPr>
           <w:ilvl w:val="0"/>
-          <w:numId w:val="1004"/>
+          <w:numId w:val="1005"/>
         </w:numPr>
       </w:pPr>
       <w:r>
@@ -464,23 +599,72 @@
           <w:b/>
           <w:bCs/>
         </w:rPr>
-        <w:t xml:space="preserve">Species abundance (counts of individuals in a plot)</w:t>
-      </w:r>
-    </w:p>
-    <w:p>
-      <w:pPr>
-        <w:pStyle w:val="Compact"/>
-        <w:numPr>
-          <w:ilvl w:val="0"/>
-          <w:numId w:val="1004"/>
-        </w:numPr>
-      </w:pPr>
+        <w:t xml:space="preserve">B. Which distribution is most appropriate?</w:t>
+      </w:r>
+      <w:r>
+        <w:t xml:space="preserve"> </w:t>
+      </w:r>
+      <w:r>
+        <w:t xml:space="preserve">Choose from the options in</w:t>
+      </w:r>
+      <w:r>
+        <w:t xml:space="preserve"> </w:t>
+      </w:r>
+      <w:r>
+        <w:t xml:space="preserve">Table 4.1 and Section 4.5 of your book.</w:t>
+      </w:r>
+    </w:p>
+    <w:p>
+      <w:pPr>
+        <w:pStyle w:val="FirstParagraph"/>
+      </w:pPr>
+      <w:r>
+        <w:t xml:space="preserve">Then briefly (one or two short sentences MAX) explain how you came to that</w:t>
+      </w:r>
+      <w:r>
+        <w:t xml:space="preserve"> </w:t>
+      </w:r>
+      <w:r>
+        <w:t xml:space="preserve">conclusion. You can include these as either text in a .Rmd file output, or else</w:t>
+      </w:r>
+      <w:r>
+        <w:t xml:space="preserve"> </w:t>
+      </w:r>
+      <w:r>
+        <w:t xml:space="preserve">just include them as comments in a .R file.</w:t>
+      </w:r>
+    </w:p>
+    <w:p>
+      <w:pPr>
+        <w:pStyle w:val="BodyText"/>
+      </w:pPr>
+      <w:r>
+        <w:t xml:space="preserve">Several of these have more than one defensible answer, and more than one will be</w:t>
+      </w:r>
+      <w:r>
+        <w:t xml:space="preserve"> </w:t>
+      </w:r>
+      <w:r>
+        <w:t xml:space="preserve">accepted.</w:t>
+      </w:r>
+      <w:r>
+        <w:t xml:space="preserve"> </w:t>
+      </w:r>
       <w:r>
         <w:rPr>
           <w:b/>
           <w:bCs/>
         </w:rPr>
-        <w:t xml:space="preserve">Species richness (number of species in a sample)</w:t>
+        <w:t xml:space="preserve">The reasoning is what is being graded</w:t>
+      </w:r>
+      <w:r>
+        <w:t xml:space="preserve">, so a well argued second</w:t>
+      </w:r>
+      <w:r>
+        <w:t xml:space="preserve"> </w:t>
+      </w:r>
+      <w:r>
+        <w:t xml:space="preserve">choice is worth more than a bare right answer.</w:t>
       </w:r>
     </w:p>
     <w:p>
@@ -488,7 +672,7 @@
         <w:pStyle w:val="Compact"/>
         <w:numPr>
           <w:ilvl w:val="0"/>
-          <w:numId w:val="1004"/>
+          <w:numId w:val="1006"/>
         </w:numPr>
       </w:pPr>
       <w:r>
@@ -496,7 +680,16 @@
           <w:b/>
           <w:bCs/>
         </w:rPr>
-        <w:t xml:space="preserve">Ages (in years) of surviving individuals within a reserve</w:t>
+        <w:t xml:space="preserve">Number of surviving individuals within a forest plot</w:t>
+      </w:r>
+      <w:r>
+        <w:t xml:space="preserve">, out of a known</w:t>
+      </w:r>
+      <w:r>
+        <w:t xml:space="preserve"> </w:t>
+      </w:r>
+      <w:r>
+        <w:t xml:space="preserve">starting number</w:t>
       </w:r>
     </w:p>
     <w:p>
@@ -504,7 +697,7 @@
         <w:pStyle w:val="Compact"/>
         <w:numPr>
           <w:ilvl w:val="0"/>
-          <w:numId w:val="1004"/>
+          <w:numId w:val="1006"/>
         </w:numPr>
       </w:pPr>
       <w:r>
@@ -512,7 +705,7 @@
           <w:b/>
           <w:bCs/>
         </w:rPr>
-        <w:t xml:space="preserve">Body size (e.g., body mass, length)</w:t>
+        <w:t xml:space="preserve">Species abundance (counts of individuals in a plot)</w:t>
       </w:r>
     </w:p>
     <w:p>
@@ -520,7 +713,7 @@
         <w:pStyle w:val="Compact"/>
         <w:numPr>
           <w:ilvl w:val="0"/>
-          <w:numId w:val="1004"/>
+          <w:numId w:val="1006"/>
         </w:numPr>
       </w:pPr>
       <w:r>
@@ -528,7 +721,7 @@
           <w:b/>
           <w:bCs/>
         </w:rPr>
-        <w:t xml:space="preserve">Population growth rate</w:t>
+        <w:t xml:space="preserve">Pollinator visitation rate (visits per flower per unit time)</w:t>
       </w:r>
     </w:p>
     <w:p>
@@ -536,7 +729,7 @@
         <w:pStyle w:val="Compact"/>
         <w:numPr>
           <w:ilvl w:val="0"/>
-          <w:numId w:val="1004"/>
+          <w:numId w:val="1006"/>
         </w:numPr>
       </w:pPr>
       <w:r>
@@ -544,7 +737,7 @@
           <w:b/>
           <w:bCs/>
         </w:rPr>
-        <w:t xml:space="preserve">Proportion of habitat covered by vegetation</w:t>
+        <w:t xml:space="preserve">Ages (in years) of surviving individuals within a reserve</w:t>
       </w:r>
     </w:p>
     <w:p>
@@ -552,7 +745,7 @@
         <w:pStyle w:val="Compact"/>
         <w:numPr>
           <w:ilvl w:val="0"/>
-          <w:numId w:val="1004"/>
+          <w:numId w:val="1006"/>
         </w:numPr>
       </w:pPr>
       <w:r>
@@ -560,7 +753,7 @@
           <w:b/>
           <w:bCs/>
         </w:rPr>
-        <w:t xml:space="preserve">Biomass per unit area</w:t>
+        <w:t xml:space="preserve">Body size (e.g., body mass, length)</w:t>
       </w:r>
     </w:p>
     <w:p>
@@ -568,7 +761,7 @@
         <w:pStyle w:val="Compact"/>
         <w:numPr>
           <w:ilvl w:val="0"/>
-          <w:numId w:val="1004"/>
+          <w:numId w:val="1006"/>
         </w:numPr>
       </w:pPr>
       <w:r>
@@ -576,7 +769,7 @@
           <w:b/>
           <w:bCs/>
         </w:rPr>
-        <w:t xml:space="preserve">Seed counts per plant</w:t>
+        <w:t xml:space="preserve">Biomass per unit area</w:t>
       </w:r>
     </w:p>
     <w:p>
@@ -584,7 +777,7 @@
         <w:pStyle w:val="Compact"/>
         <w:numPr>
           <w:ilvl w:val="0"/>
-          <w:numId w:val="1004"/>
+          <w:numId w:val="1006"/>
         </w:numPr>
       </w:pPr>
       <w:r>
@@ -600,7 +793,7 @@
         <w:pStyle w:val="Compact"/>
         <w:numPr>
           <w:ilvl w:val="0"/>
-          <w:numId w:val="1004"/>
+          <w:numId w:val="1006"/>
         </w:numPr>
       </w:pPr>
       <w:r>
@@ -608,7 +801,7 @@
           <w:b/>
           <w:bCs/>
         </w:rPr>
-        <w:t xml:space="preserve">Distance moved by an animal (step lengths in movement data)</w:t>
+        <w:t xml:space="preserve">Proportion of habitat covered by vegetation</w:t>
       </w:r>
     </w:p>
     <w:p>
@@ -616,7 +809,7 @@
         <w:pStyle w:val="Compact"/>
         <w:numPr>
           <w:ilvl w:val="0"/>
-          <w:numId w:val="1004"/>
+          <w:numId w:val="1006"/>
         </w:numPr>
       </w:pPr>
       <w:r>
@@ -624,7 +817,7 @@
           <w:b/>
           <w:bCs/>
         </w:rPr>
-        <w:t xml:space="preserve">Pollinator visitation rate (visits per flower per unit time)</w:t>
+        <w:t xml:space="preserve">Larval settlement success (number settled out of larvae released)</w:t>
       </w:r>
     </w:p>
     <w:p>
@@ -632,7 +825,7 @@
         <w:pStyle w:val="Compact"/>
         <w:numPr>
           <w:ilvl w:val="0"/>
-          <w:numId w:val="1004"/>
+          <w:numId w:val="1006"/>
         </w:numPr>
       </w:pPr>
       <w:r>
@@ -640,7 +833,7 @@
           <w:b/>
           <w:bCs/>
         </w:rPr>
-        <w:t xml:space="preserve">Leaf area measurements</w:t>
+        <w:t xml:space="preserve">Proportion of infected fish in a population (parasite prevalence)</w:t>
       </w:r>
     </w:p>
     <w:p>
@@ -648,7 +841,7 @@
         <w:pStyle w:val="Compact"/>
         <w:numPr>
           <w:ilvl w:val="0"/>
-          <w:numId w:val="1004"/>
+          <w:numId w:val="1006"/>
         </w:numPr>
       </w:pPr>
       <w:r>
@@ -656,7 +849,7 @@
           <w:b/>
           <w:bCs/>
         </w:rPr>
-        <w:t xml:space="preserve">Environmental variables (temperature, rainfall, pH)</w:t>
+        <w:t xml:space="preserve">Daily temperature at a field site</w:t>
       </w:r>
     </w:p>
     <w:p>
@@ -664,7 +857,7 @@
         <w:pStyle w:val="Compact"/>
         <w:numPr>
           <w:ilvl w:val="0"/>
-          <w:numId w:val="1004"/>
+          <w:numId w:val="1006"/>
         </w:numPr>
       </w:pPr>
       <w:r>
@@ -672,55 +865,78 @@
           <w:b/>
           <w:bCs/>
         </w:rPr>
-        <w:t xml:space="preserve">Prey consumed per day</w:t>
-      </w:r>
-    </w:p>
-    <w:p>
-      <w:pPr>
-        <w:pStyle w:val="Compact"/>
-        <w:numPr>
-          <w:ilvl w:val="0"/>
-          <w:numId w:val="1004"/>
-        </w:numPr>
-      </w:pPr>
+        <w:t xml:space="preserve">Population growth rate</w:t>
+      </w:r>
+      <w:r>
+        <w:t xml:space="preserve">, meaning next year’s population size divided by</w:t>
+      </w:r>
+      <w:r>
+        <w:t xml:space="preserve"> </w:t>
+      </w:r>
+      <w:r>
+        <w:t xml:space="preserve">this year’s</w:t>
+      </w:r>
+    </w:p>
+    <w:bookmarkEnd w:id="19"/>
+    <w:bookmarkStart w:id="20" w:name="part-2-focal-dataset-distributions"/>
+    <w:p>
+      <w:pPr>
+        <w:pStyle w:val="Heading1"/>
+      </w:pPr>
+      <w:r>
+        <w:t xml:space="preserve">Part 2: Focal Dataset Distributions</w:t>
+      </w:r>
+    </w:p>
+    <w:p>
+      <w:pPr>
+        <w:pStyle w:val="FirstParagraph"/>
+      </w:pPr>
+      <w:r>
+        <w:t xml:space="preserve">For your focal dataset (the one you used in Assignment 1), choose</w:t>
+      </w:r>
+      <w:r>
+        <w:t xml:space="preserve"> </w:t>
+      </w:r>
       <w:r>
         <w:rPr>
           <w:b/>
           <w:bCs/>
         </w:rPr>
-        <w:t xml:space="preserve">Fish counts on reef transects</w:t>
-      </w:r>
-    </w:p>
-    <w:p>
-      <w:pPr>
-        <w:pStyle w:val="Compact"/>
-        <w:numPr>
-          <w:ilvl w:val="0"/>
-          <w:numId w:val="1004"/>
-        </w:numPr>
-      </w:pPr>
+        <w:t xml:space="preserve">at least</w:t>
+      </w:r>
       <w:r>
         <w:rPr>
           <w:b/>
           <w:bCs/>
         </w:rPr>
-        <w:t xml:space="preserve">Proportion of coral cover on a reef</w:t>
-      </w:r>
-    </w:p>
-    <w:p>
-      <w:pPr>
-        <w:pStyle w:val="Compact"/>
-        <w:numPr>
-          <w:ilvl w:val="0"/>
-          <w:numId w:val="1004"/>
-        </w:numPr>
-      </w:pPr>
+        <w:t xml:space="preserve"> </w:t>
+      </w:r>
       <w:r>
         <w:rPr>
           <w:b/>
           <w:bCs/>
         </w:rPr>
-        <w:t xml:space="preserve">Larval settlement success (number settled out of larvae released)</w:t>
+        <w:t xml:space="preserve">three numeric variables</w:t>
+      </w:r>
+      <w:r>
+        <w:t xml:space="preserve"> </w:t>
+      </w:r>
+      <w:r>
+        <w:t xml:space="preserve">you are interested in and explain which distribution</w:t>
+      </w:r>
+      <w:r>
+        <w:t xml:space="preserve"> </w:t>
+      </w:r>
+      <w:r>
+        <w:t xml:space="preserve">you think is most appropriate for each.</w:t>
+      </w:r>
+    </w:p>
+    <w:p>
+      <w:pPr>
+        <w:pStyle w:val="BodyText"/>
+      </w:pPr>
+      <w:r>
+        <w:t xml:space="preserve">For each variable, provide:</w:t>
       </w:r>
     </w:p>
     <w:p>
@@ -728,15 +944,30 @@
         <w:pStyle w:val="Compact"/>
         <w:numPr>
           <w:ilvl w:val="0"/>
-          <w:numId w:val="1004"/>
-        </w:numPr>
-      </w:pPr>
+          <w:numId w:val="1007"/>
+        </w:numPr>
+      </w:pPr>
+      <w:r>
+        <w:t xml:space="preserve">A</w:t>
+      </w:r>
+      <w:r>
+        <w:t xml:space="preserve"> </w:t>
+      </w:r>
       <w:r>
         <w:rPr>
           <w:b/>
           <w:bCs/>
         </w:rPr>
-        <w:t xml:space="preserve">Time to mortality under hypoxia experiments (fish, invertebrates)</w:t>
+        <w:t xml:space="preserve">histogram</w:t>
+      </w:r>
+      <w:r>
+        <w:t xml:space="preserve">. If the raw histogram is strongly skewed, show a logged version</w:t>
+      </w:r>
+      <w:r>
+        <w:t xml:space="preserve"> </w:t>
+      </w:r>
+      <w:r>
+        <w:t xml:space="preserve">as well and say which one you are reading.</w:t>
       </w:r>
     </w:p>
     <w:p>
@@ -744,25 +975,79 @@
         <w:pStyle w:val="Compact"/>
         <w:numPr>
           <w:ilvl w:val="0"/>
-          <w:numId w:val="1004"/>
-        </w:numPr>
-      </w:pPr>
+          <w:numId w:val="1007"/>
+        </w:numPr>
+      </w:pPr>
+      <w:r>
+        <w:t xml:space="preserve">Whether the variable is</w:t>
+      </w:r>
+      <w:r>
+        <w:t xml:space="preserve"> </w:t>
+      </w:r>
       <w:r>
         <w:rPr>
           <w:b/>
           <w:bCs/>
         </w:rPr>
-        <w:t xml:space="preserve">Proportion of infected fish in a population (parasite prevalence)</w:t>
-      </w:r>
-    </w:p>
-    <w:bookmarkEnd w:id="18"/>
-    <w:bookmarkStart w:id="19" w:name="part-2-focal-dataset-distributions"/>
-    <w:p>
-      <w:pPr>
-        <w:pStyle w:val="Heading1"/>
-      </w:pPr>
-      <w:r>
-        <w:t xml:space="preserve">Part 2: Focal Dataset Distributions</w:t>
+        <w:t xml:space="preserve">discrete or continuous</w:t>
+      </w:r>
+      <w:r>
+        <w:t xml:space="preserve">, as it was measured. Note</w:t>
+      </w:r>
+      <w:r>
+        <w:t xml:space="preserve"> </w:t>
+      </w:r>
+      <w:r>
+        <w:t xml:space="preserve">that this is not always how R stores it: counts are often read in as numeric.</w:t>
+      </w:r>
+    </w:p>
+    <w:p>
+      <w:pPr>
+        <w:pStyle w:val="Compact"/>
+        <w:numPr>
+          <w:ilvl w:val="0"/>
+          <w:numId w:val="1007"/>
+        </w:numPr>
+      </w:pPr>
+      <w:r>
+        <w:t xml:space="preserve">The</w:t>
+      </w:r>
+      <w:r>
+        <w:t xml:space="preserve"> </w:t>
+      </w:r>
+      <w:r>
+        <w:rPr>
+          <w:b/>
+          <w:bCs/>
+        </w:rPr>
+        <w:t xml:space="preserve">mean and the median</w:t>
+      </w:r>
+      <w:r>
+        <w:t xml:space="preserve">. How far apart they are is evidence about skew,</w:t>
+      </w:r>
+      <w:r>
+        <w:t xml:space="preserve"> </w:t>
+      </w:r>
+      <w:r>
+        <w:t xml:space="preserve">and therefore about which distributions are plausible.</w:t>
+      </w:r>
+    </w:p>
+    <w:p>
+      <w:pPr>
+        <w:pStyle w:val="Compact"/>
+        <w:numPr>
+          <w:ilvl w:val="0"/>
+          <w:numId w:val="1007"/>
+        </w:numPr>
+      </w:pPr>
+      <w:r>
+        <w:t xml:space="preserve">A short written argument, as comments if you are using a .R file, naming the</w:t>
+      </w:r>
+      <w:r>
+        <w:t xml:space="preserve"> </w:t>
+      </w:r>
+      <w:r>
+        <w:t xml:space="preserve">distribution and tying it to what you just showed.</w:t>
       </w:r>
     </w:p>
     <w:p>
@@ -770,10 +1055,16 @@
         <w:pStyle w:val="FirstParagraph"/>
       </w:pPr>
       <w:r>
-        <w:t xml:space="preserve">For your focal dataset (the one you used in Assignment 1), identify the numeric variables you’re interested in and explain which distribution you think is most appropriate. For this, you should provide evidence in the form of both histograms and brief, written arguments (written as comments if using .R files).</w:t>
-      </w:r>
-    </w:p>
-    <w:bookmarkEnd w:id="19"/>
+        <w:t xml:space="preserve">If a variable does not look like anything in the bestiary, say so and explain</w:t>
+      </w:r>
+      <w:r>
+        <w:t xml:space="preserve"> </w:t>
+      </w:r>
+      <w:r>
+        <w:t xml:space="preserve">why. That is a real answer and will be graded as one.</w:t>
+      </w:r>
+    </w:p>
+    <w:bookmarkEnd w:id="20"/>
     <w:sectPr>
       <w:footnotePr>
         <w:numRestart w:val="eachSect"/>
@@ -1139,6 +1430,12 @@
     </w:lvlOverride>
   </w:num>
   <w:num w:numId="1004">
+    <w:abstractNumId w:val="991"/>
+  </w:num>
+  <w:num w:numId="1005">
+    <w:abstractNumId w:val="991"/>
+  </w:num>
+  <w:num w:numId="1006">
     <w:abstractNumId w:val="99411"/>
     <w:lvlOverride w:ilvl="0">
       <w:startOverride w:val="1"/>
@@ -1167,6 +1464,9 @@
     <w:lvlOverride w:ilvl="8">
       <w:startOverride w:val="1"/>
     </w:lvlOverride>
+  </w:num>
+  <w:num w:numId="1007">
+    <w:abstractNumId w:val="991"/>
   </w:num>
 </w:numbering>
 </file>

--- a/assignments/Assignment_2.docx
+++ b/assignments/Assignment_2.docx
@@ -461,13 +461,7 @@
         <w:t xml:space="preserve">top to bottom in a fresh R session</w:t>
       </w:r>
       <w:r>
-        <w:t xml:space="preserve">, with no leftover objects in</w:t>
-      </w:r>
-      <w:r>
-        <w:t xml:space="preserve"> </w:t>
-      </w:r>
-      <w:r>
-        <w:t xml:space="preserve">the environment and no steps done by hand.</w:t>
+        <w:t xml:space="preserve">, with no steps done by hand.</w:t>
       </w:r>
     </w:p>
     <w:p>

--- a/assignments/Assignment_2.docx
+++ b/assignments/Assignment_2.docx
@@ -1047,6 +1047,38 @@
     <w:p>
       <w:pPr>
         <w:pStyle w:val="FirstParagraph"/>
+      </w:pPr>
+      <w:r>
+        <w:t xml:space="preserve">If your dataset has a grouping column (sex, site, species, year, treatment),</w:t>
+      </w:r>
+      <w:r>
+        <w:t xml:space="preserve"> </w:t>
+      </w:r>
+      <w:r>
+        <w:t xml:space="preserve">check whether the picture changes when you split by it. A variable that matches</w:t>
+      </w:r>
+      <w:r>
+        <w:t xml:space="preserve"> </w:t>
+      </w:r>
+      <w:r>
+        <w:t xml:space="preserve">nothing in the bestiary is often two or more groups pooled together, each of</w:t>
+      </w:r>
+      <w:r>
+        <w:t xml:space="preserve"> </w:t>
+      </w:r>
+      <w:r>
+        <w:t xml:space="preserve">which is a sensible distribution on its own. Saying that, with a plot, is a</w:t>
+      </w:r>
+      <w:r>
+        <w:t xml:space="preserve"> </w:t>
+      </w:r>
+      <w:r>
+        <w:t xml:space="preserve">better answer than forcing a label onto the pooled data.</w:t>
+      </w:r>
+    </w:p>
+    <w:p>
+      <w:pPr>
+        <w:pStyle w:val="BodyText"/>
       </w:pPr>
       <w:r>
         <w:t xml:space="preserve">If a variable does not look like anything in the bestiary, say so and explain</w:t>
